--- a/zaini_case_audit_output/outputs/word/documents/165_تفاصيل طلب موعد مع وزير العدل بتاريخ 19-06-1445.pdf.docx
+++ b/zaini_case_audit_output/outputs/word/documents/165_تفاصيل طلب موعد مع وزير العدل بتاريخ 19-06-1445.pdf.docx
@@ -455,7 +455,7 @@
           <w:b w:val="0"/>
           <w:i w:val="0"/>
         </w:rPr>
-        <w:t>2/2 https://appointments.scj.gov.sa/appointment/appointmentrequest/e2020455-ca34-4f3e-b67c-960e07a223a1</w:t>
+        <w:t>https://appointments.scj.gov.sa/appointment/appointmentrequest/e2020455-ca34-4f3e-b67c-960e07a223a1 2/2</w:t>
       </w:r>
     </w:p>
     <w:p>
@@ -468,13 +468,13 @@
           <w:b w:val="0"/>
           <w:i w:val="0"/>
         </w:rPr>
-        <w:t>&lt;==https://appointments.scj.gov.sa/attachment/viewfile/q50aQkafpISuZwoMYfY1NA&gt;</w:t>
+        <w:t xml:space="preserve">&lt;https://appointments.scj.gov.sa/attachment/viewfile/q50aQkafpISuZwoMYfY1NA==&gt;   </w:t>
         <w:br/>
-        <w:t xml:space="preserve">   &lt;==https://appointments.scj.gov.sa/attachment/viewfile/q50aQkafpISuZwoMYfY1NA&gt;</w:t>
+        <w:t xml:space="preserve">&lt;https://appointments.scj.gov.sa/attachment/viewfile/q50aQkafpISuZwoMYfY1NA==&gt;   </w:t>
         <w:br/>
-        <w:t xml:space="preserve">   (1#)[1#\]</w:t>
+        <w:t xml:space="preserve">[\#1](#1)   </w:t>
         <w:br/>
-        <w:t>(1#)[1#\]</w:t>
+        <w:t>[\#1](#1)</w:t>
       </w:r>
     </w:p>
     <w:sectPr>

--- a/zaini_case_audit_output/outputs/word/documents/165_تفاصيل طلب موعد مع وزير العدل بتاريخ 19-06-1445.pdf.docx
+++ b/zaini_case_audit_output/outputs/word/documents/165_تفاصيل طلب موعد مع وزير العدل بتاريخ 19-06-1445.pdf.docx
@@ -78,7 +78,7 @@
           <w:b w:val="0"/>
           <w:i w:val="0"/>
         </w:rPr>
-        <w:t>نظام المواعید AM 9:48 ,5/26/24</w:t>
+        <w:t>5/26/24, 9:48 AM دیعاوملا ماظن</w:t>
       </w:r>
     </w:p>
     <w:p>
@@ -91,7 +91,7 @@
           <w:b w:val="0"/>
           <w:i w:val="0"/>
         </w:rPr>
-        <w:t>ق https://appointments.scj.gov.sa/appointment/appointmentrequest/e2020455-ca34-4f3e-b67c-960e07a223a1</w:t>
+        <w:t>https://appointments.scj.gov.sa/appointment/appointmentrequest/e2020455-ca34-4f3e-b67c-960e07a223a1 ق</w:t>
       </w:r>
     </w:p>
     <w:p>
@@ -117,7 +117,7 @@
           <w:b w:val="0"/>
           <w:i w:val="0"/>
         </w:rPr>
-        <w:t>نظام المواعید AM 9:48 ,5/26/24</w:t>
+        <w:t>5/26/24, 9:48 AM دیعاوملا ماظن</w:t>
       </w:r>
     </w:p>
     <w:p>
@@ -156,7 +156,7 @@
           <w:b w:val="0"/>
           <w:i w:val="0"/>
         </w:rPr>
-        <w:t>تفاصيل الطلب</w:t>
+        <w:t>بلطلا ليصافت</w:t>
       </w:r>
     </w:p>
     <w:p>
@@ -169,7 +169,7 @@
           <w:b w:val="0"/>
           <w:i w:val="0"/>
         </w:rPr>
-        <w:t>سبب الموعد</w:t>
+        <w:t>دعوملا ببس</w:t>
       </w:r>
     </w:p>
     <w:p>
@@ -195,7 +195,7 @@
           <w:b w:val="0"/>
           <w:i w:val="0"/>
         </w:rPr>
-        <w:t>صفة مقدم الطلب</w:t>
+        <w:t>بلطلا مدقم ةفص</w:t>
       </w:r>
     </w:p>
     <w:p>
@@ -208,7 +208,7 @@
           <w:b w:val="0"/>
           <w:i w:val="0"/>
         </w:rPr>
-        <w:t>أصالة عن نفسه</w:t>
+        <w:t>هسفن نع ةلاصأ</w:t>
       </w:r>
     </w:p>
     <w:p>
@@ -221,7 +221,7 @@
           <w:b w:val="0"/>
           <w:i w:val="0"/>
         </w:rPr>
-        <w:t>رقم القضية</w:t>
+        <w:t>ةيضقلا مقر</w:t>
       </w:r>
     </w:p>
     <w:p>
@@ -273,7 +273,7 @@
           <w:b w:val="0"/>
           <w:i w:val="0"/>
         </w:rPr>
-        <w:t>طلبات المستفيد</w:t>
+        <w:t>ديفتسملا تابلط</w:t>
       </w:r>
     </w:p>
     <w:p>
@@ -299,7 +299,7 @@
           <w:b w:val="0"/>
           <w:i w:val="0"/>
         </w:rPr>
-        <w:t>المرفقات</w:t>
+        <w:t>تاقفرملا</w:t>
       </w:r>
     </w:p>
     <w:p>
@@ -325,7 +325,7 @@
           <w:b w:val="0"/>
           <w:i w:val="0"/>
         </w:rPr>
-        <w:t>تفاصيل الموعد</w:t>
+        <w:t>دعوملا ليصافت</w:t>
       </w:r>
     </w:p>
     <w:p>
@@ -338,7 +338,7 @@
           <w:b w:val="0"/>
           <w:i w:val="0"/>
         </w:rPr>
-        <w:t>رقم الموعد</w:t>
+        <w:t>دعوملا مقر</w:t>
       </w:r>
     </w:p>
     <w:p>
@@ -364,7 +364,7 @@
           <w:b w:val="0"/>
           <w:i w:val="0"/>
         </w:rPr>
-        <w:t>تاريخ الموعد</w:t>
+        <w:t>دعوملا خيرات</w:t>
       </w:r>
     </w:p>
     <w:p>
@@ -390,7 +390,7 @@
           <w:b w:val="0"/>
           <w:i w:val="0"/>
         </w:rPr>
-        <w:t>وقت بداية الموعد</w:t>
+        <w:t>دعوملا ةيادب تقو</w:t>
       </w:r>
     </w:p>
     <w:p>
@@ -416,7 +416,7 @@
           <w:b w:val="0"/>
           <w:i w:val="0"/>
         </w:rPr>
-        <w:t>التعليقات</w:t>
+        <w:t>تاقيلعتلا</w:t>
       </w:r>
     </w:p>
     <w:p>
@@ -429,7 +429,7 @@
           <w:b w:val="0"/>
           <w:i w:val="0"/>
         </w:rPr>
-        <w:t>أسامه بن احمد بن عباس زيين  / / : م</w:t>
+        <w:t>م : / /  نييز سابع نب دمحا نب هماسأ</w:t>
       </w:r>
     </w:p>
     <w:p>
@@ -442,7 +442,7 @@
           <w:b w:val="0"/>
           <w:i w:val="0"/>
         </w:rPr>
-        <w:t>البنكية لمشاريعنا لذلك ارحو التكرم بتقديم الموعد ألقرب موعد ونأمل ان يكون األسبوع القادم نظرا لخطورة موقفنا والرضر الواقع علينا نظرا للرضر الحاصل يل من إيقاف خدمايت والحجز على عقارايت وحسابايت البنكية والحاق رضرا بالغا يب وبمشاريعي وكافة اعمايل التجارية وخطرا جسيما على ضمانايت</w:t>
+        <w:t>تيانامض ىلع اميسج ارطخو ةيراجتلا ليامعا ةفاكو يعيراشمبو بي اغلاب ارضر قاحلاو ةيكنبلا تياباسحو تياراقع ىلع زجحلاو تيامدخ فاقيإ نم لي لصاحلا رضرلل ارظن انيلع عقاولا رضرلاو انفقوم ةروطخل ارظن مداقلا عوبسلأا نوكي نا لمأنو دعوم برقلأ دعوملا ميدقتب مركتلا وحرا كلذل انعيراشمل ةيكنبلا</w:t>
       </w:r>
     </w:p>
     <w:p>
